--- a/projects/valuepickr-open-screen/docs/IGI India.docx
+++ b/projects/valuepickr-open-screen/docs/IGI India.docx
@@ -556,6 +556,155 @@
           <w:szCs w:val="18"/>
         </w:rPr>
         <w:t xml:space="preserve">This is independent research and analysis for informational purposes only, not personalized financial or investment advice. Past multi-bagger performance and forum/social sentiment are not indicators of future returns. Do your own due diligence before investing.</w:t>
+      </w:r>
+    </w:p>
+    <w:p/>
+    <w:p>
+      <w:r>
+        <w:rPr>
+          <w:b/>
+          <w:sz w:val="28"/>
+        </w:rPr>
+        <w:t>🔄 RESEARCH UPDATE - 2026-10-05</w:t>
+      </w:r>
+    </w:p>
+    <w:p>
+      <w:r>
+        <w:rPr>
+          <w:b/>
+        </w:rPr>
+        <w:t>📊 Key Metrics:</w:t>
+      </w:r>
+    </w:p>
+    <w:p>
+      <w:pPr>
+        <w:ind w:left="360"/>
+      </w:pPr>
+      <w:r>
+        <w:t xml:space="preserve">  • Company: International Gemmological Institute (India) Ltd (IGI)</w:t>
+      </w:r>
+    </w:p>
+    <w:p>
+      <w:pPr>
+        <w:ind w:left="360"/>
+      </w:pPr>
+      <w:r>
+        <w:t xml:space="preserve">  • Conviction: None</w:t>
+      </w:r>
+    </w:p>
+    <w:p>
+      <w:pPr>
+        <w:ind w:left="360"/>
+      </w:pPr>
+      <w:r>
+        <w:t xml:space="preserve">  • Thesis: neither</w:t>
+      </w:r>
+    </w:p>
+    <w:p>
+      <w:pPr>
+        <w:ind w:left="360"/>
+      </w:pPr>
+      <w:r>
+        <w:t xml:space="preserve">  • 4-Box Score: N/A</w:t>
+      </w:r>
+    </w:p>
+    <w:p>
+      <w:pPr>
+        <w:ind w:left="360"/>
+      </w:pPr>
+      <w:r>
+        <w:t xml:space="preserve">  • Research Date: 2026-09-26</w:t>
+      </w:r>
+    </w:p>
+    <w:p>
+      <w:pPr>
+        <w:ind w:left="360"/>
+      </w:pPr>
+      <w:r>
+        <w:t xml:space="preserve">  • Red Flag: None</w:t>
+      </w:r>
+    </w:p>
+    <w:p/>
+    <w:p>
+      <w:r>
+        <w:rPr>
+          <w:b/>
+        </w:rPr>
+        <w:t>📝 Verdict:</w:t>
+      </w:r>
+    </w:p>
+    <w:p>
+      <w:pPr>
+        <w:ind w:left="360"/>
+      </w:pPr>
+      <w:r>
+        <w:t>High-margin, high-ROE certification-lab leader in the lab-grown-diamond growth wave; no specific named inflection found this pass at a ~Rs 15,000 Cr market cap - thesis_fit 'neither', conviction Low-Medium.</w:t>
+      </w:r>
+    </w:p>
+    <w:p/>
+    <w:p>
+      <w:r>
+        <w:rPr>
+          <w:b/>
+        </w:rPr>
+        <w:t>📈 Bull Case:</w:t>
+      </w:r>
+    </w:p>
+    <w:p>
+      <w:pPr>
+        <w:ind w:left="360"/>
+      </w:pPr>
+      <w:r>
+        <w:t>Exceptional margins (~60% EBITDA) and ROE (~32%) reflecting a genuine certification-lab moat</w:t>
+      </w:r>
+    </w:p>
+    <w:p>
+      <w:pPr>
+        <w:ind w:left="360"/>
+      </w:pPr>
+      <w:r>
+        <w:t>Structural lab-grown-diamond volume growth benefits IGI as the leading certifier</w:t>
+      </w:r>
+    </w:p>
+    <w:p>
+      <w:pPr>
+        <w:ind w:left="360"/>
+      </w:pPr>
+      <w:r>
+        <w:t>Debt-free balance sheet</w:t>
+      </w:r>
+    </w:p>
+    <w:p/>
+    <w:p>
+      <w:r>
+        <w:rPr>
+          <w:b/>
+        </w:rPr>
+        <w:t>📉 Bear Case:</w:t>
+      </w:r>
+    </w:p>
+    <w:p>
+      <w:pPr>
+        <w:ind w:left="360"/>
+      </w:pPr>
+      <w:r>
+        <w:t>No specific named structural/management inflection confirmed this pass beyond the existing lab-grown-diamond growth narrative - large-cap fast-lane default applies</w:t>
+      </w:r>
+    </w:p>
+    <w:p>
+      <w:pPr>
+        <w:ind w:left="360"/>
+      </w:pPr>
+      <w:r>
+        <w:t>Recently listed - limited multi-year public track record</w:t>
+      </w:r>
+    </w:p>
+    <w:p>
+      <w:pPr>
+        <w:ind w:left="360"/>
+      </w:pPr>
+      <w:r>
+        <w:t>Certification volumes/pricing exposed to diamond-jewellery demand cycles and any shift in lab-grown diamond retail pricing trends</w:t>
       </w:r>
     </w:p>
     <w:sectPr>
